--- a/src/db/seed-data/docs/module16-font.docx
+++ b/src/db/seed-data/docs/module16-font.docx
@@ -205,7 +205,7 @@
           <w:color w:val="6B7280"/>
           <w:sz w:val="20"/>
         </w:rPr>
-        <w:t xml:space="preserve">Thay các phần [trong ngoặc vuông] bằng thông tin của bạn.</w:t>
+        <w:t xml:space="preserve">Thay các phần [trong ngoặc vuông] bằng thông tin của bạn. Khi dán vào công cụ AI nên dùng bản tiếng Anh (EN); bản dịch tiếng Việt giúp hiểu nội dung.</w:t>
       </w:r>
     </w:p>
     <w:p>
@@ -514,6 +514,19 @@
     </w:p>
     <w:p>
       <w:pPr>
+        <w:spacing w:before="0" w:after="40"/>
+      </w:pPr>
+      <w:r>
+        <w:rPr>
+          <w:b/>
+          <w:color w:val="6B7280"/>
+          <w:sz w:val="18"/>
+        </w:rPr>
+        <w:t xml:space="preserve">EN – Prompt gốc</w:t>
+      </w:r>
+    </w:p>
+    <w:p>
+      <w:pPr>
         <w:spacing w:before="0" w:after="0"/>
         <w:shd w:val="clear" w:color="auto" w:fill="F3F4F6"/>
         <w:ind w:left="200" w:right="200"/>
@@ -552,6 +565,58 @@
           <w:sz w:val="21"/>
         </w:rPr>
         <w:t xml:space="preserve">Aspect ratio 16:9.</w:t>
+      </w:r>
+    </w:p>
+    <w:p>
+      <w:pPr>
+        <w:spacing w:before="120" w:after="40"/>
+      </w:pPr>
+      <w:r>
+        <w:rPr>
+          <w:b/>
+          <w:color w:val="047857"/>
+          <w:sz w:val="18"/>
+        </w:rPr>
+        <w:t xml:space="preserve">VI – Bản dịch tiếng Việt</w:t>
+      </w:r>
+    </w:p>
+    <w:p>
+      <w:pPr>
+        <w:spacing w:before="0" w:after="0"/>
+        <w:shd w:val="clear" w:color="auto" w:fill="ECFDF5"/>
+        <w:ind w:left="200" w:right="200"/>
+      </w:pPr>
+      <w:r>
+        <w:rPr>
+          <w:sz w:val="21"/>
+        </w:rPr>
+        <w:t xml:space="preserve">Thiết kế chữ cho dòng chữ tiếng Việt "[tiêu đề tiếng Việt có dấu]" theo [phong cách: chữ 3D đậm bóng loáng với dải màu vàng kim và bóng đổ mềm], đặt ở giữa trên [nền: nền tím đậm với các đốm lấp lánh].</w:t>
+      </w:r>
+    </w:p>
+    <w:p>
+      <w:pPr>
+        <w:spacing w:before="0" w:after="0"/>
+        <w:shd w:val="clear" w:color="auto" w:fill="ECFDF5"/>
+        <w:ind w:left="200" w:right="200"/>
+      </w:pPr>
+      <w:r>
+        <w:rPr>
+          <w:sz w:val="21"/>
+        </w:rPr>
+        <w:t xml:space="preserve">Dấu tiếng Việt chính xác, sạch sẽ, tương phản cao, phong cách tiêu đề thumbnail YouTube.</w:t>
+      </w:r>
+    </w:p>
+    <w:p>
+      <w:pPr>
+        <w:spacing w:before="0" w:after="0"/>
+        <w:shd w:val="clear" w:color="auto" w:fill="ECFDF5"/>
+        <w:ind w:left="200" w:right="200"/>
+      </w:pPr>
+      <w:r>
+        <w:rPr>
+          <w:sz w:val="21"/>
+        </w:rPr>
+        <w:t xml:space="preserve">Tỉ lệ khung hình 16:9.</w:t>
       </w:r>
     </w:p>
     <w:p>
